--- a/paper/Highlights.docx
+++ b/paper/Highlights.docx
@@ -20,7 +20,7 @@
         <w:spacing w:after="120"/>
       </w:pPr>
       <w:r>
-        <w:t>Paired evaluation separates clean gaps from corruption-specific changes.</w:t>
+        <w:t>The INT8-FP8 corruption interaction is heterogeneous and reverses sign.</w:t>
       </w:r>
     </w:p>
     <w:p>
@@ -29,7 +29,7 @@
         <w:spacing w:after="120"/>
       </w:pPr>
       <w:r>
-        <w:t>Shared-image resampling preserves dependence across four evaluation arms.</w:t>
+        <w:t>Corruption robustness depends on recipe and context, not the format label.</w:t>
       </w:r>
     </w:p>
     <w:p>
@@ -38,7 +38,7 @@
         <w:spacing w:after="120"/>
       </w:pPr>
       <w:r>
-        <w:t>Clean adjustment produces 56 point-estimate sign reversals in 144 cells.</w:t>
+        <w:t>A -21.2-AP RetinaNet INT8 collapse localizes to regression-head quantization.</w:t>
       </w:r>
     </w:p>
     <w:p>
@@ -47,7 +47,7 @@
         <w:spacing w:after="120"/>
       </w:pPr>
       <w:r>
-        <w:t>Absolute AP guards against robustness claims near a shared accuracy floor.</w:t>
+        <w:t>Selective precision (reg-head FP32) recovers the collapse; a VOC residual remains.</w:t>
       </w:r>
     </w:p>
     <w:p>
@@ -56,7 +56,7 @@
         <w:spacing w:after="120"/>
       </w:pPr>
       <w:r>
-        <w:t>Stress tests reveal dependence on quantization recipe and architecture.</w:t>
+        <w:t>Corruption-aware calibration's held-out effect reverses sign across folds.</w:t>
       </w:r>
     </w:p>
     <w:sectPr>

--- a/paper/Highlights.docx
+++ b/paper/Highlights.docx
@@ -29,7 +29,7 @@
         <w:spacing w:after="120"/>
       </w:pPr>
       <w:r>
-        <w:t>Corruption robustness depends on recipe and context, not the format label.</w:t>
+        <w:t>FP8 beats INT8 on absolute AP; the corruption-induced gap change is unstable.</w:t>
       </w:r>
     </w:p>
     <w:p>

--- a/paper/Highlights.docx
+++ b/paper/Highlights.docx
@@ -29,7 +29,7 @@
         <w:spacing w:after="120"/>
       </w:pPr>
       <w:r>
-        <w:t>FP8 beats INT8 on absolute AP; the corruption-induced gap change is unstable.</w:t>
+        <w:t>All nine YOLO11 block means favor FP8 on AP; the gap change is unstable.</w:t>
       </w:r>
     </w:p>
     <w:p>
@@ -56,7 +56,7 @@
         <w:spacing w:after="120"/>
       </w:pPr>
       <w:r>
-        <w:t>Corruption-aware calibration's held-out effect reverses sign across folds.</w:t>
+        <w:t>Corruption-aware calibration's held-out benefit is sign-unstable by cell.</w:t>
       </w:r>
     </w:p>
     <w:sectPr>

--- a/paper/Highlights.docx
+++ b/paper/Highlights.docx
@@ -3,65 +3,33 @@
 <w:document xmlns:wpc="http://schemas.microsoft.com/office/word/2010/wordprocessingCanvas" xmlns:mo="http://schemas.microsoft.com/office/mac/office/2008/main" xmlns:mc="http://schemas.openxmlformats.org/markup-compatibility/2006" xmlns:mv="urn:schemas-microsoft-com:mac:vml" xmlns:o="urn:schemas-microsoft-com:office:office" xmlns:r="http://schemas.openxmlformats.org/officeDocument/2006/relationships" xmlns:m="http://schemas.openxmlformats.org/officeDocument/2006/math" xmlns:v="urn:schemas-microsoft-com:vml" xmlns:wp14="http://schemas.microsoft.com/office/word/2010/wordprocessingDrawing" xmlns:wp="http://schemas.openxmlformats.org/drawingml/2006/wordprocessingDrawing" xmlns:w10="urn:schemas-microsoft-com:office:word" xmlns:w="http://schemas.openxmlformats.org/wordprocessingml/2006/main" xmlns:w14="http://schemas.microsoft.com/office/word/2010/wordml" xmlns:wpg="http://schemas.microsoft.com/office/word/2010/wordprocessingGroup" xmlns:wpi="http://schemas.microsoft.com/office/word/2010/wordprocessingInk" xmlns:wne="http://schemas.microsoft.com/office/word/2006/wordml" xmlns:wps="http://schemas.microsoft.com/office/word/2010/wordprocessingShape" mc:Ignorable="w14 wp14">
   <w:body>
     <w:p>
-      <w:pPr>
-        <w:jc w:val="center"/>
-      </w:pPr>
       <w:r>
-        <w:rPr>
-          <w:b/>
-          <w:sz w:val="28"/>
-        </w:rPr>
-        <w:t>Highlights</w:t>
+        <w:t>- The INT8-FP8 corruption interaction is heterogeneous and reverses sign.</w:t>
       </w:r>
     </w:p>
     <w:p>
-      <w:pPr>
-        <w:pStyle w:val="ListBullet"/>
-        <w:spacing w:after="120"/>
-      </w:pPr>
       <w:r>
-        <w:t>The INT8-FP8 corruption interaction is heterogeneous and reverses sign.</w:t>
+        <w:t>- All nine YOLO11 block means favor FP8 on AP; the gap change is unstable.</w:t>
       </w:r>
     </w:p>
     <w:p>
-      <w:pPr>
-        <w:pStyle w:val="ListBullet"/>
-        <w:spacing w:after="120"/>
-      </w:pPr>
       <w:r>
-        <w:t>All nine YOLO11 block means favor FP8 on AP; the gap change is unstable.</w:t>
+        <w:t>- A -21.2-AP KITTI RetinaNet INT8 collapse localizes to the regression head.</w:t>
       </w:r>
     </w:p>
     <w:p>
-      <w:pPr>
-        <w:pStyle w:val="ListBullet"/>
-        <w:spacing w:after="120"/>
-      </w:pPr>
       <w:r>
-        <w:t>A -21.2-AP RetinaNet INT8 collapse localizes to regression-head quantization.</w:t>
+        <w:t>- Selective precision (reg-head FP32) recovers the collapse; a VOC residual remains.</w:t>
       </w:r>
     </w:p>
     <w:p>
-      <w:pPr>
-        <w:pStyle w:val="ListBullet"/>
-        <w:spacing w:after="120"/>
-      </w:pPr>
       <w:r>
-        <w:t>Selective precision (reg-head FP32) recovers the collapse; a VOC residual remains.</w:t>
-      </w:r>
-    </w:p>
-    <w:p>
-      <w:pPr>
-        <w:pStyle w:val="ListBullet"/>
-        <w:spacing w:after="120"/>
-      </w:pPr>
-      <w:r>
-        <w:t>Corruption-aware calibration's held-out benefit is sign-unstable by cell.</w:t>
+        <w:t>- Corruption-aware calibration's held-out benefit is sign-unstable by cell.</w:t>
       </w:r>
     </w:p>
     <w:sectPr>
-      <w:pgSz w:w="11906" w:h="16838"/>
-      <w:pgMar w:top="1152" w:right="1296" w:bottom="1152" w:left="1296" w:header="720" w:footer="720" w:gutter="0"/>
+      <w:pgSz w:w="12240" w:h="15840"/>
+      <w:pgMar w:top="1440" w:right="1800" w:bottom="1440" w:left="1800" w:header="720" w:footer="720" w:gutter="0"/>
       <w:cols w:space="720"/>
       <w:docGrid w:linePitch="360"/>
     </w:sectPr>
@@ -432,10 +400,6 @@
     <w:name w:val="Normal"/>
     <w:qFormat/>
     <w:rsid w:val="00FC693F"/>
-    <w:rPr>
-      <w:rFonts w:ascii="Times New Roman" w:hAnsi="Times New Roman"/>
-      <w:sz w:val="22"/>
-    </w:rPr>
   </w:style>
   <w:style w:type="paragraph" w:styleId="Header">
     <w:name w:val="header"/>

--- a/paper/Highlights.docx
+++ b/paper/Highlights.docx
@@ -3,33 +3,65 @@
 <w:document xmlns:wpc="http://schemas.microsoft.com/office/word/2010/wordprocessingCanvas" xmlns:mo="http://schemas.microsoft.com/office/mac/office/2008/main" xmlns:mc="http://schemas.openxmlformats.org/markup-compatibility/2006" xmlns:mv="urn:schemas-microsoft-com:mac:vml" xmlns:o="urn:schemas-microsoft-com:office:office" xmlns:r="http://schemas.openxmlformats.org/officeDocument/2006/relationships" xmlns:m="http://schemas.openxmlformats.org/officeDocument/2006/math" xmlns:v="urn:schemas-microsoft-com:vml" xmlns:wp14="http://schemas.microsoft.com/office/word/2010/wordprocessingDrawing" xmlns:wp="http://schemas.openxmlformats.org/drawingml/2006/wordprocessingDrawing" xmlns:w10="urn:schemas-microsoft-com:office:word" xmlns:w="http://schemas.openxmlformats.org/wordprocessingml/2006/main" xmlns:w14="http://schemas.microsoft.com/office/word/2010/wordml" xmlns:wpg="http://schemas.microsoft.com/office/word/2010/wordprocessingGroup" xmlns:wpi="http://schemas.microsoft.com/office/word/2010/wordprocessingInk" xmlns:wne="http://schemas.microsoft.com/office/word/2006/wordml" xmlns:wps="http://schemas.microsoft.com/office/word/2010/wordprocessingShape" mc:Ignorable="w14 wp14">
   <w:body>
     <w:p>
+      <w:pPr>
+        <w:jc w:val="center"/>
+      </w:pPr>
       <w:r>
-        <w:t>- The INT8-FP8 corruption interaction is heterogeneous and reverses sign.</w:t>
+        <w:rPr>
+          <w:b/>
+          <w:sz w:val="28"/>
+        </w:rPr>
+        <w:t>Highlights</w:t>
       </w:r>
     </w:p>
     <w:p>
+      <w:pPr>
+        <w:pStyle w:val="ListBullet"/>
+        <w:spacing w:after="120"/>
+      </w:pPr>
       <w:r>
-        <w:t>- All nine YOLO11 block means favor FP8 on AP; the gap change is unstable.</w:t>
+        <w:t>Paired, codec-controlled protocol isolates the corruption interaction on AP gaps</w:t>
       </w:r>
     </w:p>
     <w:p>
+      <w:pPr>
+        <w:pStyle w:val="ListBullet"/>
+        <w:spacing w:after="120"/>
+      </w:pPr>
       <w:r>
-        <w:t>- A -21.2-AP KITTI RetinaNet INT8 collapse localizes to the regression head.</w:t>
+        <w:t>The FP8-INT8 gap change under corruption flips sign across YOLO11 blocks</w:t>
       </w:r>
     </w:p>
     <w:p>
+      <w:pPr>
+        <w:pStyle w:val="ListBullet"/>
+        <w:spacing w:after="120"/>
+      </w:pPr>
       <w:r>
-        <w:t>- Selective precision (reg-head FP32) recovers the collapse; a VOC residual remains.</w:t>
+        <w:t>RetinaNet INT8 deficit traces to regression head activation quantization</w:t>
       </w:r>
     </w:p>
     <w:p>
+      <w:pPr>
+        <w:pStyle w:val="ListBullet"/>
+        <w:spacing w:after="120"/>
+      </w:pPr>
       <w:r>
-        <w:t>- Corruption-aware calibration's held-out benefit is sign-unstable by cell.</w:t>
+        <w:t>Head exclusion restores AP without retraining; a KITTI holdout confirms the pattern</w:t>
+      </w:r>
+    </w:p>
+    <w:p>
+      <w:pPr>
+        <w:pStyle w:val="ListBullet"/>
+        <w:spacing w:after="120"/>
+      </w:pPr>
+      <w:r>
+        <w:t>Corruption-aware calibration transfers inconsistently across held-out folds</w:t>
       </w:r>
     </w:p>
     <w:sectPr>
-      <w:pgSz w:w="12240" w:h="15840"/>
-      <w:pgMar w:top="1440" w:right="1800" w:bottom="1440" w:left="1800" w:header="720" w:footer="720" w:gutter="0"/>
+      <w:pgSz w:w="11906" w:h="16838"/>
+      <w:pgMar w:top="1152" w:right="1296" w:bottom="1152" w:left="1296" w:header="720" w:footer="720" w:gutter="0"/>
       <w:cols w:space="720"/>
       <w:docGrid w:linePitch="360"/>
     </w:sectPr>
@@ -400,6 +432,10 @@
     <w:name w:val="Normal"/>
     <w:qFormat/>
     <w:rsid w:val="00FC693F"/>
+    <w:rPr>
+      <w:rFonts w:ascii="Times New Roman" w:hAnsi="Times New Roman"/>
+      <w:sz w:val="22"/>
+    </w:rPr>
   </w:style>
   <w:style w:type="paragraph" w:styleId="Header">
     <w:name w:val="header"/>

--- a/paper/Highlights.docx
+++ b/paper/Highlights.docx
@@ -47,7 +47,7 @@
         <w:spacing w:after="120"/>
       </w:pPr>
       <w:r>
-        <w:t>Head exclusion restores AP without retraining; a KITTI holdout confirms the pattern</w:t>
+        <w:t>Head exclusion recovers INT8 AP; replicated on a KITTI holdout and COCO models</w:t>
       </w:r>
     </w:p>
     <w:p>
@@ -56,7 +56,7 @@
         <w:spacing w:after="120"/>
       </w:pPr>
       <w:r>
-        <w:t>Corruption-aware calibration transfers inconsistently across held-out folds</w:t>
+        <w:t>Corruption-aware calibration transfers inconsistently across held-out families</w:t>
       </w:r>
     </w:p>
     <w:sectPr>

--- a/paper/Highlights.docx
+++ b/paper/Highlights.docx
@@ -20,7 +20,7 @@
         <w:spacing w:after="120"/>
       </w:pPr>
       <w:r>
-        <w:t>Paired, codec-controlled protocol isolates the corruption interaction on AP gaps</w:t>
+        <w:t>Paired, codec-matched diagnosis isolates corruption effects in 8-bit detectors</w:t>
       </w:r>
     </w:p>
     <w:p>
@@ -29,7 +29,7 @@
         <w:spacing w:after="120"/>
       </w:pPr>
       <w:r>
-        <w:t>The FP8-INT8 gap change under corruption flips sign across YOLO11 blocks</w:t>
+        <w:t>FP8-INT8 corruption interaction reverses sign across nine YOLO11 blocks</w:t>
       </w:r>
     </w:p>
     <w:p>
@@ -38,7 +38,7 @@
         <w:spacing w:after="120"/>
       </w:pPr>
       <w:r>
-        <w:t>RetinaNet INT8 deficit traces to regression head activation quantization</w:t>
+        <w:t>Operand factorial traces RetinaNet INT8 collapse to regression head activations</w:t>
       </w:r>
     </w:p>
     <w:p>
@@ -47,7 +47,7 @@
         <w:spacing w:after="120"/>
       </w:pPr>
       <w:r>
-        <w:t>Head exclusion recovers INT8 AP; replicated on a KITTI holdout and COCO models</w:t>
+        <w:t>Selective precision adds 13.85 clean AP over standard INT8 on held-out KITTI images</w:t>
       </w:r>
     </w:p>
     <w:p>
@@ -56,7 +56,7 @@
         <w:spacing w:after="120"/>
       </w:pPr>
       <w:r>
-        <w:t>Corruption-aware calibration transfers inconsistently across held-out families</w:t>
+        <w:t>Corruption-aware calibration transfers inconsistently to held-out families</w:t>
       </w:r>
     </w:p>
     <w:sectPr>
